--- a/generated_proposals/Proposal_5.docx
+++ b/generated_proposals/Proposal_5.docx
@@ -3027,7 +3027,7 @@
               <w:ind w:left="0"/>
             </w:pPr>
             <w:r>
-              <w:t xml:space="preserve">99 </w:t>
+              <w:t xml:space="preserve">116 </w:t>
             </w:r>
             <w:r>
               <w:rPr>
@@ -3150,7 +3150,7 @@
               <w:ind w:left="0"/>
             </w:pPr>
             <w:r>
-              <w:t xml:space="preserve">123 </w:t>
+              <w:t xml:space="preserve">144 </w:t>
             </w:r>
             <w:r>
               <w:rPr>
